--- a/klagomål/A 999-2023 FSC-klagomål.docx
+++ b/klagomål/A 999-2023 FSC-klagomål.docx
@@ -679,7 +679,7 @@
     <w:r>
       <w:tab/>
       <w:tab/>
-      <w:t>2026-06-18</w:t>
+      <w:t>2026-06-19</w:t>
       <w:br/>
       <w:br/>
     </w:r>

--- a/klagomål/A 999-2023 FSC-klagomål.docx
+++ b/klagomål/A 999-2023 FSC-klagomål.docx
@@ -679,7 +679,7 @@
     <w:r>
       <w:tab/>
       <w:tab/>
-      <w:t>2026-06-19</w:t>
+      <w:t>2026-06-20</w:t>
       <w:br/>
       <w:br/>
     </w:r>

--- a/klagomål/A 999-2023 FSC-klagomål.docx
+++ b/klagomål/A 999-2023 FSC-klagomål.docx
@@ -168,38 +168,7 @@
     </w:p>
     <w:p>
       <w:r>
-        <w:t>Detta dokument behandlar höga naturvärden i avverkningsanmälan A 999-2023 i Gotlands kommun som inkom 2023-01-09 och omfattar 4,7 ha.</w:t>
-      </w:r>
-    </w:p>
-    <w:p>
-      <w:r>
-        <w:t>Nedan presenteras fynd av naturvårdsarter och fridlysta arter som gjorts i det avverkningsanmälda området, samt relevanta utdrag ur standarderna för FSC, Chain of Custody, Controlled Wood och PEFC.</w:t>
-      </w:r>
-    </w:p>
-    <w:p>
-      <w:r>
-        <w:t>Vi förväntar oss att ni återkommer med ett skriftligt svar på vårt klagomål och även beskriver vilka korrigerande åtgärder ni satt in för att rätta till identifierade brister i er efterlevnad av den svenska FSC standarden.</w:t>
-      </w:r>
-    </w:p>
-    <w:p>
-      <w:pPr>
-        <w:pStyle w:val="Heading1"/>
-      </w:pPr>
-      <w:r>
-        <w:t>Naturvårdsarter</w:t>
-      </w:r>
-    </w:p>
-    <w:p>
-      <w:r>
-        <w:t>Inom 19 meter från avverkningsanmälan har följande 1 naturvårdsarter hittats: garderönn (VU, §7). Av dessa är 1 rödlistade. För rödlistade arter har rödlistekategorin angivits inom parentes. För fridlysta arter anges även paragrafen i Artskyddsförordningen som arten är fridlyst enligt.</w:t>
-      </w:r>
-    </w:p>
-    <w:p>
-      <w:r>
-        <w:t>De påträffade naturvårdsarterna är ett tydligt kvitto på att det rör sig om en skog med höga naturvärden.</w:t>
-      </w:r>
-      <w:r>
-        <w:t xml:space="preserve"> I Figur 1 visas fyndplatser för naturvårdsarter i området, som finns registrerade på Artportalen.</w:t>
+        <w:t>Detta klagomål behandlar höga naturvärden i avverkningsanmälan A 999-2023 i Gotlands kommun som inkom 2023-01-09 och omfattar 4,7 ha.</w:t>
       </w:r>
     </w:p>
     <w:p>
@@ -247,20 +216,35 @@
         <w:spacing w:after="240"/>
       </w:pPr>
       <w:r>
-        <w:t>Figur 1. Fyndplatser för naturvårdsarter inom 19 meter från avverkningsanmälan (röd linje). Markörer utan svart kant är placerade på fyndplatsen. Markörer med svart kant är placerade vid sidan av fyndplatsen och har ett svart streck som visar fyndplatsens exakta position. Kartans mittpunktskoordinat är N 6360882, E 703319 i SWEREF 99 TM.</w:t>
+        <w:t>Figur 1. Fyndplatser för naturvårdsarter inom 19 meter från avverkningsanmälan. Markörer utan svart kant är placerade på fyndplatsen. Markörer med svart kant är placerade vid sidan av fyndplatsen har ett svart streck som visar fyndplatsens exakta position. Kartans mittpunktskoordinat är N 6360882, E 703319 i SWEREF 99 TM.</w:t>
+      </w:r>
+    </w:p>
+    <w:p>
+      <w:r>
+        <w:t>Inom 19 meter från avverkningsanmälan finns fynd av 1 naturvårdsarter, varav 1 är rödlistad och 1 är fridlyst: garderönn (VU, §7). Se Figur 1.</w:t>
+      </w:r>
+    </w:p>
+    <w:p>
+      <w:r>
+        <w:t>Nedan presenteras relevanta utdrag ur standarderna för FSC, Chain of Custody, Controlled Wood och PEFC.</w:t>
+      </w:r>
+    </w:p>
+    <w:p>
+      <w:r>
+        <w:t>Vi förväntar oss att ni återkommer med ett skriftligt svar på vårt klagomål och även beskriver vilka korrigerande åtgärder ni satt in för att rätta till identifierade brister i er efterlevnad av den svenska FSC standarden.</w:t>
       </w:r>
     </w:p>
     <w:p>
       <w:pPr>
-        <w:pStyle w:val="Heading2"/>
+        <w:pStyle w:val="Heading1"/>
       </w:pPr>
       <w:r>
-        <w:t>Fridlysta arter</w:t>
+        <w:t>Naturvårdsarter och fridlysta arter</w:t>
       </w:r>
     </w:p>
     <w:p>
       <w:r>
-        <w:t>Följande fridlysta arter har sina livsmiljöer och växtplatser i den avverkningsanmälda skogen: garderönn (VU, §7).</w:t>
+        <w:t>Nedan följer beskrivningar av de naturvårdsarter och fridlysta arter som har sina livsmiljöer och växtplatser i den avverkningsanmälda skogen. De påträffade naturvårdsarterna är ett tydligt kvitto på att det rör sig om en skog med höga naturvärden.</w:t>
       </w:r>
     </w:p>
     <w:p>
@@ -679,7 +663,7 @@
     <w:r>
       <w:tab/>
       <w:tab/>
-      <w:t>2026-06-20</w:t>
+      <w:t>2026-06-21</w:t>
       <w:br/>
       <w:br/>
     </w:r>

--- a/klagomål/A 999-2023 FSC-klagomål.docx
+++ b/klagomål/A 999-2023 FSC-klagomål.docx
@@ -663,7 +663,7 @@
     <w:r>
       <w:tab/>
       <w:tab/>
-      <w:t>2026-06-21</w:t>
+      <w:t>2026-06-22</w:t>
       <w:br/>
       <w:br/>
     </w:r>

--- a/klagomål/A 999-2023 FSC-klagomål.docx
+++ b/klagomål/A 999-2023 FSC-klagomål.docx
@@ -663,7 +663,7 @@
     <w:r>
       <w:tab/>
       <w:tab/>
-      <w:t>2026-06-22</w:t>
+      <w:t>2026-06-23</w:t>
       <w:br/>
       <w:br/>
     </w:r>

--- a/klagomål/A 999-2023 FSC-klagomål.docx
+++ b/klagomål/A 999-2023 FSC-klagomål.docx
@@ -663,7 +663,7 @@
     <w:r>
       <w:tab/>
       <w:tab/>
-      <w:t>2026-06-23</w:t>
+      <w:t>2026-06-24</w:t>
       <w:br/>
       <w:br/>
     </w:r>

--- a/klagomål/A 999-2023 FSC-klagomål.docx
+++ b/klagomål/A 999-2023 FSC-klagomål.docx
@@ -663,7 +663,7 @@
     <w:r>
       <w:tab/>
       <w:tab/>
-      <w:t>2026-06-24</w:t>
+      <w:t>2026-06-25</w:t>
       <w:br/>
       <w:br/>
     </w:r>

--- a/klagomål/A 999-2023 FSC-klagomål.docx
+++ b/klagomål/A 999-2023 FSC-klagomål.docx
@@ -663,7 +663,7 @@
     <w:r>
       <w:tab/>
       <w:tab/>
-      <w:t>2026-06-25</w:t>
+      <w:t>2026-06-26</w:t>
       <w:br/>
       <w:br/>
     </w:r>

--- a/klagomål/A 999-2023 FSC-klagomål.docx
+++ b/klagomål/A 999-2023 FSC-klagomål.docx
@@ -663,7 +663,7 @@
     <w:r>
       <w:tab/>
       <w:tab/>
-      <w:t>2026-06-26</w:t>
+      <w:t>2026-06-27</w:t>
       <w:br/>
       <w:br/>
     </w:r>

--- a/klagomål/A 999-2023 FSC-klagomål.docx
+++ b/klagomål/A 999-2023 FSC-klagomål.docx
@@ -663,7 +663,7 @@
     <w:r>
       <w:tab/>
       <w:tab/>
-      <w:t>2026-06-27</w:t>
+      <w:t>2026-06-28</w:t>
       <w:br/>
       <w:br/>
     </w:r>

--- a/klagomål/A 999-2023 FSC-klagomål.docx
+++ b/klagomål/A 999-2023 FSC-klagomål.docx
@@ -663,7 +663,7 @@
     <w:r>
       <w:tab/>
       <w:tab/>
-      <w:t>2026-06-28</w:t>
+      <w:t>2026-06-29</w:t>
       <w:br/>
       <w:br/>
     </w:r>

--- a/klagomål/A 999-2023 FSC-klagomål.docx
+++ b/klagomål/A 999-2023 FSC-klagomål.docx
@@ -663,7 +663,7 @@
     <w:r>
       <w:tab/>
       <w:tab/>
-      <w:t>2026-06-29</w:t>
+      <w:t>2026-06-30</w:t>
       <w:br/>
       <w:br/>
     </w:r>

--- a/klagomål/A 999-2023 FSC-klagomål.docx
+++ b/klagomål/A 999-2023 FSC-klagomål.docx
@@ -663,7 +663,7 @@
     <w:r>
       <w:tab/>
       <w:tab/>
-      <w:t>2026-06-30</w:t>
+      <w:t>2026-07-01</w:t>
       <w:br/>
       <w:br/>
     </w:r>

--- a/klagomål/A 999-2023 FSC-klagomål.docx
+++ b/klagomål/A 999-2023 FSC-klagomål.docx
@@ -663,7 +663,7 @@
     <w:r>
       <w:tab/>
       <w:tab/>
-      <w:t>2026-07-01</w:t>
+      <w:t>2026-07-02</w:t>
       <w:br/>
       <w:br/>
     </w:r>

--- a/klagomål/A 999-2023 FSC-klagomål.docx
+++ b/klagomål/A 999-2023 FSC-klagomål.docx
@@ -663,7 +663,7 @@
     <w:r>
       <w:tab/>
       <w:tab/>
-      <w:t>2026-07-13</w:t>
+      <w:t>2026-07-14</w:t>
       <w:br/>
       <w:br/>
     </w:r>

--- a/klagomål/A 999-2023 FSC-klagomål.docx
+++ b/klagomål/A 999-2023 FSC-klagomål.docx
@@ -663,7 +663,7 @@
     <w:r>
       <w:tab/>
       <w:tab/>
-      <w:t>2026-07-14</w:t>
+      <w:t>2026-07-15</w:t>
       <w:br/>
       <w:br/>
     </w:r>

--- a/klagomål/A 999-2023 FSC-klagomål.docx
+++ b/klagomål/A 999-2023 FSC-klagomål.docx
@@ -663,7 +663,7 @@
     <w:r>
       <w:tab/>
       <w:tab/>
-      <w:t>2026-07-15</w:t>
+      <w:t>2026-07-16</w:t>
       <w:br/>
       <w:br/>
     </w:r>

--- a/klagomål/A 999-2023 FSC-klagomål.docx
+++ b/klagomål/A 999-2023 FSC-klagomål.docx
@@ -663,7 +663,7 @@
     <w:r>
       <w:tab/>
       <w:tab/>
-      <w:t>2026-07-16</w:t>
+      <w:t>2026-07-17</w:t>
       <w:br/>
       <w:br/>
     </w:r>

--- a/klagomål/A 999-2023 FSC-klagomål.docx
+++ b/klagomål/A 999-2023 FSC-klagomål.docx
@@ -663,7 +663,7 @@
     <w:r>
       <w:tab/>
       <w:tab/>
-      <w:t>2026-07-17</w:t>
+      <w:t>2026-07-18</w:t>
       <w:br/>
       <w:br/>
     </w:r>

--- a/klagomål/A 999-2023 FSC-klagomål.docx
+++ b/klagomål/A 999-2023 FSC-klagomål.docx
@@ -663,7 +663,7 @@
     <w:r>
       <w:tab/>
       <w:tab/>
-      <w:t>2026-07-18</w:t>
+      <w:t>2026-07-19</w:t>
       <w:br/>
       <w:br/>
     </w:r>

--- a/klagomål/A 999-2023 FSC-klagomål.docx
+++ b/klagomål/A 999-2023 FSC-klagomål.docx
@@ -663,7 +663,7 @@
     <w:r>
       <w:tab/>
       <w:tab/>
-      <w:t>2026-07-19</w:t>
+      <w:t>2026-07-20</w:t>
       <w:br/>
       <w:br/>
     </w:r>

--- a/klagomål/A 999-2023 FSC-klagomål.docx
+++ b/klagomål/A 999-2023 FSC-klagomål.docx
@@ -663,7 +663,7 @@
     <w:r>
       <w:tab/>
       <w:tab/>
-      <w:t>2026-07-20</w:t>
+      <w:t>2026-07-21</w:t>
       <w:br/>
       <w:br/>
     </w:r>

--- a/klagomål/A 999-2023 FSC-klagomål.docx
+++ b/klagomål/A 999-2023 FSC-klagomål.docx
@@ -663,7 +663,7 @@
     <w:r>
       <w:tab/>
       <w:tab/>
-      <w:t>2026-07-21</w:t>
+      <w:t>2026-07-22</w:t>
       <w:br/>
       <w:br/>
     </w:r>

--- a/klagomål/A 999-2023 FSC-klagomål.docx
+++ b/klagomål/A 999-2023 FSC-klagomål.docx
@@ -663,7 +663,7 @@
     <w:r>
       <w:tab/>
       <w:tab/>
-      <w:t>2026-07-22</w:t>
+      <w:t>2026-07-23</w:t>
       <w:br/>
       <w:br/>
     </w:r>

--- a/klagomål/A 999-2023 FSC-klagomål.docx
+++ b/klagomål/A 999-2023 FSC-klagomål.docx
@@ -663,7 +663,7 @@
     <w:r>
       <w:tab/>
       <w:tab/>
-      <w:t>2026-07-23</w:t>
+      <w:t>2026-07-24</w:t>
       <w:br/>
       <w:br/>
     </w:r>

--- a/klagomål/A 999-2023 FSC-klagomål.docx
+++ b/klagomål/A 999-2023 FSC-klagomål.docx
@@ -663,7 +663,7 @@
     <w:r>
       <w:tab/>
       <w:tab/>
-      <w:t>2026-07-24</w:t>
+      <w:t>2026-07-25</w:t>
       <w:br/>
       <w:br/>
     </w:r>

--- a/klagomål/A 999-2023 FSC-klagomål.docx
+++ b/klagomål/A 999-2023 FSC-klagomål.docx
@@ -663,7 +663,7 @@
     <w:r>
       <w:tab/>
       <w:tab/>
-      <w:t>2026-07-25</w:t>
+      <w:t>2026-07-26</w:t>
       <w:br/>
       <w:br/>
     </w:r>

--- a/klagomål/A 999-2023 FSC-klagomål.docx
+++ b/klagomål/A 999-2023 FSC-klagomål.docx
@@ -663,7 +663,7 @@
     <w:r>
       <w:tab/>
       <w:tab/>
-      <w:t>2026-07-26</w:t>
+      <w:t>2026-07-27</w:t>
       <w:br/>
       <w:br/>
     </w:r>

--- a/klagomål/A 999-2023 FSC-klagomål.docx
+++ b/klagomål/A 999-2023 FSC-klagomål.docx
@@ -178,7 +178,7 @@
       <w:r>
         <w:drawing>
           <wp:inline xmlns:a="http://schemas.openxmlformats.org/drawingml/2006/main" xmlns:pic="http://schemas.openxmlformats.org/drawingml/2006/picture">
-            <wp:extent cx="5486400" cy="4723498"/>
+            <wp:extent cx="5486400" cy="4642461"/>
             <wp:docPr id="1" name="Picture 1"/>
             <wp:cNvGraphicFramePr>
               <a:graphicFrameLocks noChangeAspect="1"/>
@@ -199,7 +199,7 @@
                   <pic:spPr>
                     <a:xfrm>
                       <a:off x="0" y="0"/>
-                      <a:ext cx="5486400" cy="4723498"/>
+                      <a:ext cx="5486400" cy="4642461"/>
                     </a:xfrm>
                     <a:prstGeom prst="rect"/>
                   </pic:spPr>
@@ -216,12 +216,12 @@
         <w:spacing w:after="240"/>
       </w:pPr>
       <w:r>
-        <w:t>Figur 1. Fyndplatser för naturvårdsarter inom 19 meter från avverkningsanmälan. Markörer utan svart kant är placerade på fyndplatsen. Markörer med svart kant är placerade vid sidan av fyndplatsen har ett svart streck som visar fyndplatsens exakta position. Kartans mittpunktskoordinat är N 6360882, E 703319 i SWEREF 99 TM.</w:t>
+        <w:t>Figur 1. Fyndplatser för naturvårdsarter i och inom 24 meter från avverkningsanmälan. Markörer utan svart kant är placerade på fyndplatsen. Markörer med svart kant är placerade vid sidan av fyndplatsen har ett svart streck som visar fyndplatsens exakta position. Kartans mittpunktskoordinat är N 6360882, E 703319 i SWEREF 99 TM.</w:t>
       </w:r>
     </w:p>
     <w:p>
       <w:r>
-        <w:t>Inom 19 meter från avverkningsanmälan finns fynd av 1 naturvårdsarter, varav 1 är rödlistad och 1 är fridlyst: garderönn (VU, §7). Se Figur 1.</w:t>
+        <w:t>I och inom 24 meter från avverkningsanmälan finns fynd av 6 naturvårdsarter, varav 6 är rödlistade och 2 är fridlysta: ask (EN), garderönn (VU, §7), backtimjan (NT), dårgräsfjäril (NT, §4a), solvända (NT) och svinrot (NT). Se Figur 1.</w:t>
       </w:r>
     </w:p>
     <w:p>
@@ -244,7 +244,18 @@
     </w:p>
     <w:p>
       <w:r>
-        <w:t>Nedan följer beskrivningar av de naturvårdsarter och fridlysta arter som har sina livsmiljöer och växtplatser i den avverkningsanmälda skogen. De påträffade naturvårdsarterna är ett tydligt kvitto på att det rör sig om en skog med höga naturvärden.</w:t>
+        <w:t>Nedan följer beskrivningar av de naturvårdsarter och fridlysta arter som har sina livsmiljöer och växtplatser i den avverkningsanmälda skogen. Se även ytterligare artfakta i BILAGA 1. De påträffade naturvårdsarterna är ett tydligt kvitto på att det rör sig om en skog med höga naturvärden.</w:t>
+      </w:r>
+    </w:p>
+    <w:p>
+      <w:r>
+        <w:rPr>
+          <w:b/>
+        </w:rPr>
+        <w:t>Ask (EN)</w:t>
+      </w:r>
+      <w:r>
+        <w:t xml:space="preserve"> växer naturligt på frisk till fuktig, näringsrik, mullrik mark, gärna med rörligt, ytnära grundvatten. Asken är mycket viktig för den biologiska mångfalden och den är värd för minst 213 arter i olika organismgrupper, av vilka åtminstone 42 är askspecialister, ytterligare 8 arter förekommer endast på ask och alm. Bland dessa kan nämnas asknätfjäril (EN, §4a), askvårtlav (EN) och askpraktbagge (NT). Det finns en ökad risk att dessa arter försvinner när populationen av ask minskar. Asken är kraftigt drabbad av askskottsjukan, men angripna askar bör inte avverkas eftersom det är så många andra arter knutna till ask, såväl till döda som till levande träd. Eftersom sjukdomen är vindspridd så finns den redan nästan överallt där det finns askar, och till skillnad från almsjukan så förhindrar eller försvårar man inte spridningen genom att ta bort träd. Asken är globalt rödlistad som nära hotad (NT) vilket medför ett internationellt ansvar för arten (SLU Artdatabanken, 2026; IUCN, 2017).</w:t>
       </w:r>
     </w:p>
     <w:p>
@@ -256,6 +267,17 @@
       </w:r>
       <w:r>
         <w:t xml:space="preserve"> är strikt skyddad enligt §7 Artskyddsförordningen (bilaga 1) vilket innebär att hela dess livsmiljö ska bevaras. Den är enbart är känd från ett mindre område på östra Gotland där den växer i gles kalktallskog och på kalkhällar. Arten hotas genom sin lilla population. Markägare och verksamma inom skogsnäringen inom det område där garderönnen växer måste lära sig känna igen denna strikt skyddade art, för att undvika att skada den av misstag. Garderönn är globalt rödlistad som sårbar (VU) vilket innebär att Sverige har ett internationellt ansvar för arten (SLU Artdatabanken, 2026; IUCN, 2021).</w:t>
+      </w:r>
+    </w:p>
+    <w:p>
+      <w:r>
+        <w:rPr>
+          <w:b/>
+        </w:rPr>
+        <w:t>Dårgräsfjäril (NT, §4a)</w:t>
+      </w:r>
+      <w:r>
+        <w:t xml:space="preserve"> är rödlistad som nära hotad, fridlyst enligt 4a§ artskyddsförordningen och omfattas av bilaga 4 EU:s art- och habitatdirektiv vilket innebär ett strikt skydd där hela livsmiljön ska bevaras. Sedan 2005 omfattas dårgräsfjärilen av ett åtgärdsprogram för hotade arter (SLU Artdatabanken, 2024; Bergman, 2005). Hanar av dårgräsfjärilen ses ofta patrullera längs med bryn och vägar medan ägg-, larv- och puppstadier sker i bryn och i mindre gläntor inne i skogen. Speciellt äggen är uttorkningskänsliga och arten överlever inte kalavverkning (SLU Artdatabanken, 2024).</w:t>
       </w:r>
     </w:p>
     <w:p>
@@ -348,7 +370,7 @@
         <w:rPr>
           <w:i/>
         </w:rPr>
-        <w:t>I det avverkningsanmälda skogsområdet har 1 naturvårdsarter varav 1 rödlistade arter sina livsmiljöer och växtplatser.</w:t>
+        <w:t>I det avverkningsanmälda skogsområdet har 6 naturvårdsarter varav 6 rödlistade arter sina livsmiljöer och växtplatser.</w:t>
       </w:r>
     </w:p>
     <w:p>
@@ -535,6 +557,120 @@
         <w:t>I den avverkningsanmälda skogen har fridlysta arter sina livsmiljöer och växtplatser. Att skada de fridlysta arternas livsmiljöer, växtplatser eller ekologiska funktion är inte tillåtet enligt artskyddsförordningen</w:t>
       </w:r>
     </w:p>
+    <w:p>
+      <w:r>
+        <w:br w:type="page"/>
+      </w:r>
+    </w:p>
+    <w:p>
+      <w:pPr>
+        <w:pStyle w:val="Title"/>
+      </w:pPr>
+      <w:r>
+        <w:t>BILAGA 1 – Fridlysta arter</w:t>
+      </w:r>
+    </w:p>
+    <w:p>
+      <w:pPr>
+        <w:pStyle w:val="Heading1"/>
+      </w:pPr>
+      <w:r>
+        <w:t>Dårgräsfjäril – ekologi samt krav på livsmiljön</w:t>
+      </w:r>
+    </w:p>
+    <w:p>
+      <w:r>
+        <w:t xml:space="preserve">Dårgräsfjäril </w:t>
+      </w:r>
+      <w:r>
+        <w:rPr>
+          <w:i/>
+        </w:rPr>
+        <w:t>Lopinga achine</w:t>
+      </w:r>
+      <w:r>
+        <w:t xml:space="preserve"> (NT, §4a) är rödlistad som nära hotad, fridlyst enligt 4a§ artskyddsförordningen och omfattas av bilaga 4 EU:s art- och habitatdirektiv vilket innebär ett strikt skydd där hela artens livsmiljö ska bevaras. Sedan 2005 omfattas den av ett åtgärdsprogram (ÅGP) för hotade arter.</w:t>
+      </w:r>
+    </w:p>
+    <w:p>
+      <w:r>
+        <w:t xml:space="preserve">I Sverige förekommer dårgräsfjärilen i Östergötland och på Gotland. Den påträffas i gles skog med riklig förekomst av artens värdväxt lundstarr </w:t>
+      </w:r>
+      <w:r>
+        <w:rPr>
+          <w:i/>
+        </w:rPr>
+        <w:t>Carex montana</w:t>
+      </w:r>
+      <w:r>
+        <w:t>, som trivs på mullrik, gärna kalkhaltig mineraljord. På Gotland förekommer arten i ljus, lågvuxen ängstallskog med buskskikt av brakved, rönn och oxel (SLU Artdatabanken, 2024).</w:t>
+      </w:r>
+    </w:p>
+    <w:p>
+      <w:r>
+        <w:t>Arten är mycket lokaltrogen och en undersökning av fjärilarnas spridningsförmåga med märkning- och återfångstförsök visade att de undviker att flytta längre sträckor, den längsta sträcka som uppmättes var 700 m (Bergman &amp; Landin 2002). De var mer benägna att flytta sig genom skogsmark än över öppen mark. Hanarna patrullerar buskbrynens solexponerade sida på jakt efter oparade honor (SLU Artdatabanken, 2024). Vid äggläggningen släpper honan äggen under flykten i anslutning till bestånd av lundstarr som växer i buskbryn och mindre gläntor inne i skogen. Äggen är känsliga för uttorkning och honan undviker därför att släppa dem alltför långt från skuggivande buskage.</w:t>
+      </w:r>
+    </w:p>
+    <w:p>
+      <w:r>
+        <w:t>Arten hotas av granplantering, slutavverkning, alltför hård röjning och gallring. På fastlandet hotas fjärilen av igenväxning medan gotlandslokalerna inte verkar vara lika starkt utsatta för igenväxning, vilket sannolikt beror på de tunnare jordlagren. På Gotland är det snarare kalhyggesbruk som kan hota arten. På Gotland, där utbredningsområdet är större, är ett försiktigt skogsbruk (plockhuggning) på dårgräsfjärilens lokaler troligen möjligt, förutsatt att det finns orörda lokaler i närheten från vilka den kan återkolonisera områdena efteråt (SLU Artdatabanken, 2024).</w:t>
+      </w:r>
+    </w:p>
+    <w:p>
+      <w:r>
+        <w:t>Dårgräsfjäril är en av de mest hotade dagfjärilarna i Nordvästeuropa. Populationstrenden är kraftigt vikande i Tyskland, Tjeckien, Slovakien, Polen och Österrike och vikande i flertalet övriga länder i Europa utom i europeiska delen av Ryssland, Estland, Lettland och Finland där den är stabil eller expanderande. Arten är försvunnen i Belgien och Bulgarien (SLU Artdatabanken, 2024).</w:t>
+      </w:r>
+    </w:p>
+    <w:p>
+      <w:pPr>
+        <w:pStyle w:val="Heading2"/>
+      </w:pPr>
+      <w:r>
+        <w:t>Referenser – dårgräsfjäril</w:t>
+      </w:r>
+    </w:p>
+    <w:p>
+      <w:r>
+        <w:t xml:space="preserve">Bergman, K.-O., 2005. </w:t>
+      </w:r>
+      <w:r>
+        <w:rPr>
+          <w:i/>
+        </w:rPr>
+        <w:t xml:space="preserve">Åtgärdsprogram för bevarande av dårgräsfjäril (Lopinga achine). </w:t>
+      </w:r>
+      <w:r>
+        <w:t>(5527). Bromma. https://www.naturvardsverket.se/978-91-620-5527-5</w:t>
+      </w:r>
+    </w:p>
+    <w:p>
+      <w:r>
+        <w:t xml:space="preserve">Bergman, K.-O. &amp; Landin, J. (2002). </w:t>
+      </w:r>
+      <w:r>
+        <w:rPr>
+          <w:i/>
+        </w:rPr>
+        <w:t xml:space="preserve">Population structure and movements of a threatened butterfly (Lopinga achine) in a fragmented landscape in Sweden. </w:t>
+      </w:r>
+      <w:r>
+        <w:t>Biological Conservation. 108, 361–369.</w:t>
+      </w:r>
+    </w:p>
+    <w:p>
+      <w:r>
+        <w:t xml:space="preserve">SLU Artdatabanken, 2024. </w:t>
+      </w:r>
+      <w:r>
+        <w:rPr>
+          <w:i/>
+        </w:rPr>
+        <w:t xml:space="preserve">Artfaktablad. Naturvård – artfakta. </w:t>
+      </w:r>
+      <w:r>
+        <w:t>SLU Artdatabanken, Uppsala</w:t>
+      </w:r>
+    </w:p>
     <w:sectPr>
       <w:headerReference w:type="even" r:id="rId8"/>
       <w:headerReference w:type="default" r:id="rId9"/>
@@ -663,7 +799,7 @@
     <w:r>
       <w:tab/>
       <w:tab/>
-      <w:t>2026-07-27</w:t>
+      <w:t>2026-07-28</w:t>
       <w:br/>
       <w:br/>
     </w:r>

--- a/klagomål/A 999-2023 FSC-klagomål.docx
+++ b/klagomål/A 999-2023 FSC-klagomål.docx
@@ -799,7 +799,7 @@
     <w:r>
       <w:tab/>
       <w:tab/>
-      <w:t>2026-07-28</w:t>
+      <w:t>2026-07-29</w:t>
       <w:br/>
       <w:br/>
     </w:r>

--- a/klagomål/A 999-2023 FSC-klagomål.docx
+++ b/klagomål/A 999-2023 FSC-klagomål.docx
@@ -799,7 +799,7 @@
     <w:r>
       <w:tab/>
       <w:tab/>
-      <w:t>2026-07-29</w:t>
+      <w:t>2026-07-30</w:t>
       <w:br/>
       <w:br/>
     </w:r>

--- a/klagomål/A 999-2023 FSC-klagomål.docx
+++ b/klagomål/A 999-2023 FSC-klagomål.docx
@@ -799,7 +799,7 @@
     <w:r>
       <w:tab/>
       <w:tab/>
-      <w:t>2026-07-30</w:t>
+      <w:t>2026-07-31</w:t>
       <w:br/>
       <w:br/>
     </w:r>

--- a/klagomål/A 999-2023 FSC-klagomål.docx
+++ b/klagomål/A 999-2023 FSC-klagomål.docx
@@ -799,7 +799,7 @@
     <w:r>
       <w:tab/>
       <w:tab/>
-      <w:t>2026-07-31</w:t>
+      <w:t>2026-08-01</w:t>
       <w:br/>
       <w:br/>
     </w:r>

--- a/klagomål/A 999-2023 FSC-klagomål.docx
+++ b/klagomål/A 999-2023 FSC-klagomål.docx
@@ -799,7 +799,7 @@
     <w:r>
       <w:tab/>
       <w:tab/>
-      <w:t>2026-08-01</w:t>
+      <w:t>2026-08-02</w:t>
       <w:br/>
       <w:br/>
     </w:r>

--- a/klagomål/A 999-2023 FSC-klagomål.docx
+++ b/klagomål/A 999-2023 FSC-klagomål.docx
@@ -799,7 +799,7 @@
     <w:r>
       <w:tab/>
       <w:tab/>
-      <w:t>2026-08-02</w:t>
+      <w:t>2026-08-03</w:t>
       <w:br/>
       <w:br/>
     </w:r>

--- a/klagomål/A 999-2023 FSC-klagomål.docx
+++ b/klagomål/A 999-2023 FSC-klagomål.docx
@@ -221,7 +221,7 @@
     </w:p>
     <w:p>
       <w:r>
-        <w:t>I och inom 24 meter från avverkningsanmälan finns fynd av 6 naturvårdsarter, varav 6 är rödlistade och 2 är fridlysta: ask (EN), garderönn (VU, §7), backtimjan (NT), dårgräsfjäril (NT, §4a), solvända (NT) och svinrot (NT). Se Figur 1.</w:t>
+        <w:t>I och inom 24 meter från avverkningsanmälan finns fynd av 7 naturvårdsarter, varav 6 är rödlistade, 3 är fridlysta och 1 är typisk (T): ask (EN), garderönn (VU, §7), backtimjan (NT), dårgräsfjäril (NT, §4a), solvända (NT), svinrot (NT) och spillkråka (T, §4). Se Figur 1.</w:t>
       </w:r>
     </w:p>
     <w:p>
@@ -281,6 +281,35 @@
       </w:r>
     </w:p>
     <w:p>
+      <w:r>
+        <w:rPr>
+          <w:b/>
+        </w:rPr>
+        <w:t>Spillkråka (§4)</w:t>
+      </w:r>
+      <w:r>
+        <w:t xml:space="preserve"> omfattas av bilaga 1 i EU:s fågeldirektiv och är typisk art för </w:t>
+      </w:r>
+      <w:r>
+        <w:rPr>
+          <w:i/>
+        </w:rPr>
+        <w:t xml:space="preserve">9010 Taiga </w:t>
+      </w:r>
+      <w:r>
+        <w:t>och</w:t>
+      </w:r>
+      <w:r>
+        <w:rPr>
+          <w:i/>
+        </w:rPr>
+        <w:t xml:space="preserve"> 9740 Skogsbevuxen myr</w:t>
+      </w:r>
+      <w:r>
+        <w:t>. Den behöver grova träd, främst tall, asp och bok som boträd. Skogsbruk med korta omloppstider och täta, homogena ungskogar utgör det största hotet. Spillkråka är en nyckelart i skogliga miljöer vars övergivna bohål utnyttjas av flera andra hålhäckande fågelarter och fladdermöss, däribland pärluggla (EN, §4), knipa (§4), salskrake (§4) och skogsduva (§4). Hökuggla (VU, §4) och slaguggla (§4) häckar ofta i högstubbar som brutits av i höjd med ett gammalt spillkråkebo (SLU Artdatabanken, 2026; Skogsstyrelsen, 2016).</w:t>
+      </w:r>
+    </w:p>
+    <w:p>
       <w:pPr>
         <w:pStyle w:val="Heading1"/>
       </w:pPr>
@@ -332,6 +361,22 @@
       <w:r>
         <w:t>I den avverkningsanmälda skogen har fridlysta arter sina livsmiljöer och växtplatser. Att skada de fridlysta arternas livsmiljöer, växtplatser eller ekologiska funktion är inte tillåtet enligt artskyddsförordningen.</w:t>
       </w:r>
+      <w:r>
+        <w:rPr>
+          <w:i/>
+        </w:rPr>
+        <w:t xml:space="preserve"> EU:s medlemsländer och skogsbolag är skyldiga att agera i enlighet med EU:s fågeldirektiv där det uttryckligen står att direktivet gäller för fåglar samt för deras ägg, bon och </w:t>
+      </w:r>
+      <w:r>
+        <w:rPr>
+          <w:b/>
+          <w:i/>
+        </w:rPr>
+        <w:t xml:space="preserve">livsmiljöer </w:t>
+      </w:r>
+      <w:r>
+        <w:t>(artikel 1). Vidare att de åtgärder som vidtas inte får leda till en försämring av den nuvarande situationen beträffande bevarandet av de fågelarter som avses i artikel 1 (artikel 13).</w:t>
+      </w:r>
     </w:p>
     <w:p>
       <w:r>
@@ -370,7 +415,7 @@
         <w:rPr>
           <w:i/>
         </w:rPr>
-        <w:t>I det avverkningsanmälda skogsområdet har 6 naturvårdsarter varav 6 rödlistade arter sina livsmiljöer och växtplatser.</w:t>
+        <w:t>I det avverkningsanmälda skogsområdet har 7 naturvårdsarter varav 6 rödlistade arter sina livsmiljöer och växtplatser.</w:t>
       </w:r>
     </w:p>
     <w:p>
@@ -671,6 +716,78 @@
         <w:t>SLU Artdatabanken, Uppsala</w:t>
       </w:r>
     </w:p>
+    <w:p>
+      <w:pPr>
+        <w:pStyle w:val="Heading1"/>
+      </w:pPr>
+      <w:r>
+        <w:t>Spillkråka – ekologi samt krav på livsmiljön</w:t>
+      </w:r>
+    </w:p>
+    <w:p>
+      <w:r>
+        <w:t xml:space="preserve">Spillkråka (§4) ingår i bilaga 1 EU:s fågeldirektiv och är typisk art för </w:t>
+      </w:r>
+      <w:r>
+        <w:rPr>
+          <w:i/>
+        </w:rPr>
+        <w:t xml:space="preserve">9010 Taiga </w:t>
+      </w:r>
+      <w:r>
+        <w:t>och</w:t>
+      </w:r>
+      <w:r>
+        <w:rPr>
+          <w:i/>
+        </w:rPr>
+        <w:t xml:space="preserve"> 9740 Skogsbevuxen myr</w:t>
+      </w:r>
+      <w:r>
+        <w:t>. Den lever i både barr- och blandskog liksom i ren lövskog. De tätaste populationerna tenderar att finnas i äldre, variationsrik blandskog med gott om död ved och gamla träd. Varje par utnyttjar 400–1000 hektar skog beroende på skogens kvalitet. Skogsbruk med korta omloppstider och täta, homogena ungskogar utgör det största hotet (SLU Artdatabanken, 2026).</w:t>
+      </w:r>
+    </w:p>
+    <w:p>
+      <w:r>
+        <w:t>Spillkråka är en nyckelart i skogliga miljöer vars övergivna bohål utnyttjas av flera andra hålhäckande fågelarter och fladdermöss, däribland pärluggla (EN, §4), knipa (§4), salskrake (§4) och skogsduva (§4). Hökuggla (VU, §4) och slaguggla (§4) häckar ofta i högstubbar som brutits av i höjd med ett gammalt spillkråkebo (Skogsstyrelsen, 2016).</w:t>
+      </w:r>
+    </w:p>
+    <w:p>
+      <w:pPr>
+        <w:pStyle w:val="Heading2"/>
+      </w:pPr>
+      <w:r>
+        <w:t>Referenser – spillkråka</w:t>
+      </w:r>
+    </w:p>
+    <w:p>
+      <w:r>
+        <w:t xml:space="preserve">Skogsstyrelsen, 2016. </w:t>
+      </w:r>
+      <w:r>
+        <w:rPr>
+          <w:i/>
+        </w:rPr>
+        <w:t xml:space="preserve">Vägledning för hänsyn till spillkråka. </w:t>
+      </w:r>
+      <w:r>
+        <w:t>Vägledningar och kunskapsstöd artskydd – Skogsstyrelsen.</w:t>
+      </w:r>
+    </w:p>
+    <w:p>
+      <w:r>
+        <w:t xml:space="preserve">SLU Artdatabanken, 2026. </w:t>
+      </w:r>
+      <w:r>
+        <w:rPr>
+          <w:i/>
+        </w:rPr>
+        <w:t xml:space="preserve">Artfaktablad. Naturvård – artfakta. </w:t>
+      </w:r>
+      <w:r>
+        <w:t>SLU Artdatabanken, Uppsala.</w:t>
+      </w:r>
+    </w:p>
     <w:sectPr>
       <w:headerReference w:type="even" r:id="rId8"/>
       <w:headerReference w:type="default" r:id="rId9"/>
@@ -799,7 +916,7 @@
     <w:r>
       <w:tab/>
       <w:tab/>
-      <w:t>2026-08-03</w:t>
+      <w:t>2026-08-05</w:t>
       <w:br/>
       <w:br/>
     </w:r>

--- a/klagomål/A 999-2023 FSC-klagomål.docx
+++ b/klagomål/A 999-2023 FSC-klagomål.docx
@@ -916,7 +916,7 @@
     <w:r>
       <w:tab/>
       <w:tab/>
-      <w:t>2026-08-05</w:t>
+      <w:t>2026-08-07</w:t>
       <w:br/>
       <w:br/>
     </w:r>

--- a/klagomål/A 999-2023 FSC-klagomål.docx
+++ b/klagomål/A 999-2023 FSC-klagomål.docx
@@ -916,7 +916,7 @@
     <w:r>
       <w:tab/>
       <w:tab/>
-      <w:t>2026-08-07</w:t>
+      <w:t>2026-08-08</w:t>
       <w:br/>
       <w:br/>
     </w:r>

--- a/klagomål/A 999-2023 FSC-klagomål.docx
+++ b/klagomål/A 999-2023 FSC-klagomål.docx
@@ -178,7 +178,7 @@
       <w:r>
         <w:drawing>
           <wp:inline xmlns:a="http://schemas.openxmlformats.org/drawingml/2006/main" xmlns:pic="http://schemas.openxmlformats.org/drawingml/2006/picture">
-            <wp:extent cx="5486400" cy="4723498"/>
+            <wp:extent cx="5486400" cy="4642461"/>
             <wp:docPr id="1" name="Picture 1"/>
             <wp:cNvGraphicFramePr>
               <a:graphicFrameLocks noChangeAspect="1"/>
@@ -199,7 +199,7 @@
                   <pic:spPr>
                     <a:xfrm>
                       <a:off x="0" y="0"/>
-                      <a:ext cx="5486400" cy="4723498"/>
+                      <a:ext cx="5486400" cy="4642461"/>
                     </a:xfrm>
                     <a:prstGeom prst="rect"/>
                   </pic:spPr>
@@ -216,12 +216,12 @@
         <w:spacing w:after="240"/>
       </w:pPr>
       <w:r>
-        <w:t>Figur 1. Fyndplatser för naturvårdsarter inom 19 meter från avverkningsanmälan. Markörer utan svart kant är placerade på fyndplatsen. Markörer med svart kant är placerade vid sidan av fyndplatsen har ett svart streck som visar fyndplatsens exakta position. Kartans mittpunktskoordinat är N 6360882, E 703319 i SWEREF 99 TM.</w:t>
+        <w:t>Figur 1. Fyndplatser för naturvårdsarter i och inom 24 meter från avverkningsanmälan. Markörer utan svart kant är placerade på fyndplatsen. Markörer med svart kant är placerade vid sidan av fyndplatsen och har ett svart streck som visar fyndplatsens exakta position. Kartans mittpunktskoordinat är N 6360882, E 703319 i SWEREF 99 TM.</w:t>
       </w:r>
     </w:p>
     <w:p>
       <w:r>
-        <w:t>Inom 19 meter från avverkningsanmälan finns fynd av 1 naturvårdsarter, varav 1 är rödlistad och 1 är fridlyst: garderönn (VU, §7). Se Figur 1.</w:t>
+        <w:t>I och inom 24 meter från avverkningsanmälan finns fynd av 7 naturvårdsarter, varav 6 är rödlistade, 3 är fridlysta och 1 är typisk (T): ask (EN), garderönn (VU, §7), backtimjan (NT), dårgräsfjäril (NT, §4a), solvända (NT), svinrot (NT) och spillkråka (T, §4). Se Figur 1.</w:t>
       </w:r>
     </w:p>
     <w:p>
@@ -244,7 +244,18 @@
     </w:p>
     <w:p>
       <w:r>
-        <w:t>Nedan följer beskrivningar av de naturvårdsarter och fridlysta arter som har sina livsmiljöer och växtplatser i den avverkningsanmälda skogen. De påträffade naturvårdsarterna är ett tydligt kvitto på att det rör sig om en skog med höga naturvärden.</w:t>
+        <w:t>Nedan följer beskrivningar av de naturvårdsarter och fridlysta arter som har sina livsmiljöer och växtplatser i den avverkningsanmälda skogen. Se även ytterligare artfakta i BILAGA 1. De påträffade naturvårdsarterna är ett tydligt kvitto på att det rör sig om en skog med höga naturvärden.</w:t>
+      </w:r>
+    </w:p>
+    <w:p>
+      <w:r>
+        <w:rPr>
+          <w:b/>
+        </w:rPr>
+        <w:t>Ask (EN)</w:t>
+      </w:r>
+      <w:r>
+        <w:t xml:space="preserve"> växer naturligt på frisk till fuktig, näringsrik, mullrik mark, gärna med rörligt, ytnära grundvatten. Asken är mycket viktig för den biologiska mångfalden och den är värd för minst 213 arter i olika organismgrupper, av vilka åtminstone 42 är askspecialister, ytterligare 8 arter förekommer endast på ask och alm. Bland dessa kan nämnas asknätfjäril (EN, §4a), askvårtlav (EN) och askpraktbagge (NT). Det finns en ökad risk att dessa arter försvinner när populationen av ask minskar. Asken är kraftigt drabbad av askskottsjukan, men angripna askar bör inte avverkas eftersom det är så många andra arter knutna till ask, såväl till döda som till levande träd. Eftersom sjukdomen är vindspridd så finns den redan nästan överallt där det finns askar, och till skillnad från almsjukan så förhindrar eller försvårar man inte spridningen genom att ta bort träd. Asken är globalt rödlistad som nära hotad (NT) vilket medför ett internationellt ansvar för arten (SLU Artdatabanken, 2026; IUCN, 2017).</w:t>
       </w:r>
     </w:p>
     <w:p>
@@ -256,6 +267,46 @@
       </w:r>
       <w:r>
         <w:t xml:space="preserve"> är strikt skyddad enligt §7 Artskyddsförordningen (bilaga 1) vilket innebär att hela dess livsmiljö ska bevaras. Den är enbart är känd från ett mindre område på östra Gotland där den växer i gles kalktallskog och på kalkhällar. Arten hotas genom sin lilla population. Markägare och verksamma inom skogsnäringen inom det område där garderönnen växer måste lära sig känna igen denna strikt skyddade art, för att undvika att skada den av misstag. Garderönn är globalt rödlistad som sårbar (VU) vilket innebär att Sverige har ett internationellt ansvar för arten (SLU Artdatabanken, 2026; IUCN, 2021).</w:t>
+      </w:r>
+    </w:p>
+    <w:p>
+      <w:r>
+        <w:rPr>
+          <w:b/>
+        </w:rPr>
+        <w:t>Dårgräsfjäril (NT, §4a)</w:t>
+      </w:r>
+      <w:r>
+        <w:t xml:space="preserve"> är rödlistad som nära hotad, fridlyst enligt 4a§ artskyddsförordningen och omfattas av bilaga 4 EU:s art- och habitatdirektiv vilket innebär ett strikt skydd där hela livsmiljön ska bevaras. Sedan 2005 omfattas dårgräsfjärilen av ett åtgärdsprogram för hotade arter (SLU Artdatabanken, 2024; Bergman, 2005). Hanar av dårgräsfjärilen ses ofta patrullera längs med bryn och vägar medan ägg-, larv- och puppstadier sker i bryn och i mindre gläntor inne i skogen. Speciellt äggen är uttorkningskänsliga och arten överlever inte kalavverkning (SLU Artdatabanken, 2024).</w:t>
+      </w:r>
+    </w:p>
+    <w:p>
+      <w:r>
+        <w:rPr>
+          <w:b/>
+        </w:rPr>
+        <w:t>Spillkråka (§4)</w:t>
+      </w:r>
+      <w:r>
+        <w:t xml:space="preserve"> omfattas av bilaga 1 i EU:s fågeldirektiv och är typisk art för </w:t>
+      </w:r>
+      <w:r>
+        <w:rPr>
+          <w:i/>
+        </w:rPr>
+        <w:t xml:space="preserve">9010 Taiga </w:t>
+      </w:r>
+      <w:r>
+        <w:t>och</w:t>
+      </w:r>
+      <w:r>
+        <w:rPr>
+          <w:i/>
+        </w:rPr>
+        <w:t xml:space="preserve"> 9740 Skogsbevuxen myr</w:t>
+      </w:r>
+      <w:r>
+        <w:t>. Den behöver grova träd, främst tall, asp och bok som boträd. Skogsbruk med korta omloppstider och täta, homogena ungskogar utgör det största hotet. Spillkråka är en nyckelart i skogliga miljöer vars övergivna bohål utnyttjas av flera andra hålhäckande fågelarter och fladdermöss, däribland pärluggla (EN, §4), knipa (§4), salskrake (§4) och skogsduva (§4). Hökuggla (VU, §4) och slaguggla (§4) häckar ofta i högstubbar som brutits av i höjd med ett gammalt spillkråkebo (SLU Artdatabanken, 2026; Skogsstyrelsen, 2016).</w:t>
       </w:r>
     </w:p>
     <w:p>
@@ -310,6 +361,22 @@
       <w:r>
         <w:t>I den avverkningsanmälda skogen har fridlysta arter sina livsmiljöer och växtplatser. Att skada de fridlysta arternas livsmiljöer, växtplatser eller ekologiska funktion är inte tillåtet enligt artskyddsförordningen.</w:t>
       </w:r>
+      <w:r>
+        <w:rPr>
+          <w:i/>
+        </w:rPr>
+        <w:t xml:space="preserve"> EU:s medlemsländer och skogsbolag är skyldiga att agera i enlighet med EU:s fågeldirektiv där det uttryckligen står att direktivet gäller för fåglar samt för deras ägg, bon och </w:t>
+      </w:r>
+      <w:r>
+        <w:rPr>
+          <w:b/>
+          <w:i/>
+        </w:rPr>
+        <w:t xml:space="preserve">livsmiljöer </w:t>
+      </w:r>
+      <w:r>
+        <w:t>(artikel 1). Vidare att de åtgärder som vidtas inte får leda till en försämring av den nuvarande situationen beträffande bevarandet av de fågelarter som avses i artikel 1 (artikel 13).</w:t>
+      </w:r>
     </w:p>
     <w:p>
       <w:r>
@@ -348,7 +415,7 @@
         <w:rPr>
           <w:i/>
         </w:rPr>
-        <w:t>I det avverkningsanmälda skogsområdet har 1 naturvårdsarter varav 1 rödlistade arter sina livsmiljöer och växtplatser.</w:t>
+        <w:t>I det avverkningsanmälda skogsområdet har 7 naturvårdsarter varav 6 rödlistade arter sina livsmiljöer och växtplatser.</w:t>
       </w:r>
     </w:p>
     <w:p>
@@ -535,6 +602,192 @@
         <w:t>I den avverkningsanmälda skogen har fridlysta arter sina livsmiljöer och växtplatser. Att skada de fridlysta arternas livsmiljöer, växtplatser eller ekologiska funktion är inte tillåtet enligt artskyddsförordningen</w:t>
       </w:r>
     </w:p>
+    <w:p>
+      <w:r>
+        <w:br w:type="page"/>
+      </w:r>
+    </w:p>
+    <w:p>
+      <w:pPr>
+        <w:pStyle w:val="Title"/>
+      </w:pPr>
+      <w:r>
+        <w:t>BILAGA 1 – Fridlysta arter</w:t>
+      </w:r>
+    </w:p>
+    <w:p>
+      <w:pPr>
+        <w:pStyle w:val="Heading1"/>
+      </w:pPr>
+      <w:r>
+        <w:t>Dårgräsfjäril – ekologi samt krav på livsmiljön</w:t>
+      </w:r>
+    </w:p>
+    <w:p>
+      <w:r>
+        <w:t xml:space="preserve">Dårgräsfjäril </w:t>
+      </w:r>
+      <w:r>
+        <w:rPr>
+          <w:i/>
+        </w:rPr>
+        <w:t>Lopinga achine</w:t>
+      </w:r>
+      <w:r>
+        <w:t xml:space="preserve"> (NT, §4a) är rödlistad som nära hotad, fridlyst enligt 4a§ artskyddsförordningen och omfattas av bilaga 4 EU:s art- och habitatdirektiv vilket innebär ett strikt skydd där hela artens livsmiljö ska bevaras. Sedan 2005 omfattas den av ett åtgärdsprogram (ÅGP) för hotade arter.</w:t>
+      </w:r>
+    </w:p>
+    <w:p>
+      <w:r>
+        <w:t xml:space="preserve">I Sverige förekommer dårgräsfjärilen i Östergötland och på Gotland. Den påträffas i gles skog med riklig förekomst av artens värdväxt lundstarr </w:t>
+      </w:r>
+      <w:r>
+        <w:rPr>
+          <w:i/>
+        </w:rPr>
+        <w:t>Carex montana</w:t>
+      </w:r>
+      <w:r>
+        <w:t>, som trivs på mullrik, gärna kalkhaltig mineraljord. På Gotland förekommer arten i ljus, lågvuxen ängstallskog med buskskikt av brakved, rönn och oxel (SLU Artdatabanken, 2024).</w:t>
+      </w:r>
+    </w:p>
+    <w:p>
+      <w:r>
+        <w:t>Arten är mycket lokaltrogen och en undersökning av fjärilarnas spridningsförmåga med märkning- och återfångstförsök visade att de undviker att flytta längre sträckor, den längsta sträcka som uppmättes var 700 m (Bergman &amp; Landin 2002). De var mer benägna att flytta sig genom skogsmark än över öppen mark. Hanarna patrullerar buskbrynens solexponerade sida på jakt efter oparade honor (SLU Artdatabanken, 2024). Vid äggläggningen släpper honan äggen under flykten i anslutning till bestånd av lundstarr som växer i buskbryn och mindre gläntor inne i skogen. Äggen är känsliga för uttorkning och honan undviker därför att släppa dem alltför långt från skuggivande buskage.</w:t>
+      </w:r>
+    </w:p>
+    <w:p>
+      <w:r>
+        <w:t>Arten hotas av granplantering, slutavverkning, alltför hård röjning och gallring. På fastlandet hotas fjärilen av igenväxning medan gotlandslokalerna inte verkar vara lika starkt utsatta för igenväxning, vilket sannolikt beror på de tunnare jordlagren. På Gotland är det snarare kalhyggesbruk som kan hota arten. På Gotland, där utbredningsområdet är större, är ett försiktigt skogsbruk (plockhuggning) på dårgräsfjärilens lokaler troligen möjligt, förutsatt att det finns orörda lokaler i närheten från vilka den kan återkolonisera områdena efteråt (SLU Artdatabanken, 2024).</w:t>
+      </w:r>
+    </w:p>
+    <w:p>
+      <w:r>
+        <w:t>Dårgräsfjäril är en av de mest hotade dagfjärilarna i Nordvästeuropa. Populationstrenden är kraftigt vikande i Tyskland, Tjeckien, Slovakien, Polen och Österrike och vikande i flertalet övriga länder i Europa utom i europeiska delen av Ryssland, Estland, Lettland och Finland där den är stabil eller expanderande. Arten är försvunnen i Belgien och Bulgarien (SLU Artdatabanken, 2024).</w:t>
+      </w:r>
+    </w:p>
+    <w:p>
+      <w:pPr>
+        <w:pStyle w:val="Heading2"/>
+      </w:pPr>
+      <w:r>
+        <w:t>Referenser – dårgräsfjäril</w:t>
+      </w:r>
+    </w:p>
+    <w:p>
+      <w:r>
+        <w:t xml:space="preserve">Bergman, K.-O., 2005. </w:t>
+      </w:r>
+      <w:r>
+        <w:rPr>
+          <w:i/>
+        </w:rPr>
+        <w:t xml:space="preserve">Åtgärdsprogram för bevarande av dårgräsfjäril (Lopinga achine). </w:t>
+      </w:r>
+      <w:r>
+        <w:t>(5527). Bromma. https://www.naturvardsverket.se/978-91-620-5527-5</w:t>
+      </w:r>
+    </w:p>
+    <w:p>
+      <w:r>
+        <w:t xml:space="preserve">Bergman, K.-O. &amp; Landin, J. (2002). </w:t>
+      </w:r>
+      <w:r>
+        <w:rPr>
+          <w:i/>
+        </w:rPr>
+        <w:t xml:space="preserve">Population structure and movements of a threatened butterfly (Lopinga achine) in a fragmented landscape in Sweden. </w:t>
+      </w:r>
+      <w:r>
+        <w:t>Biological Conservation. 108, 361–369.</w:t>
+      </w:r>
+    </w:p>
+    <w:p>
+      <w:r>
+        <w:t xml:space="preserve">SLU Artdatabanken, 2024. </w:t>
+      </w:r>
+      <w:r>
+        <w:rPr>
+          <w:i/>
+        </w:rPr>
+        <w:t xml:space="preserve">Artfaktablad. Naturvård – artfakta. </w:t>
+      </w:r>
+      <w:r>
+        <w:t>SLU Artdatabanken, Uppsala</w:t>
+      </w:r>
+    </w:p>
+    <w:p>
+      <w:pPr>
+        <w:pStyle w:val="Heading1"/>
+      </w:pPr>
+      <w:r>
+        <w:t>Spillkråka – ekologi samt krav på livsmiljön</w:t>
+      </w:r>
+    </w:p>
+    <w:p>
+      <w:r>
+        <w:t xml:space="preserve">Spillkråka (§4) ingår i bilaga 1 EU:s fågeldirektiv och är typisk art för </w:t>
+      </w:r>
+      <w:r>
+        <w:rPr>
+          <w:i/>
+        </w:rPr>
+        <w:t xml:space="preserve">9010 Taiga </w:t>
+      </w:r>
+      <w:r>
+        <w:t>och</w:t>
+      </w:r>
+      <w:r>
+        <w:rPr>
+          <w:i/>
+        </w:rPr>
+        <w:t xml:space="preserve"> 9740 Skogsbevuxen myr</w:t>
+      </w:r>
+      <w:r>
+        <w:t>. Den lever i både barr- och blandskog liksom i ren lövskog. De tätaste populationerna tenderar att finnas i äldre, variationsrik blandskog med gott om död ved och gamla träd. Varje par utnyttjar 400–1000 hektar skog beroende på skogens kvalitet. Skogsbruk med korta omloppstider och täta, homogena ungskogar utgör det största hotet (SLU Artdatabanken, 2026).</w:t>
+      </w:r>
+    </w:p>
+    <w:p>
+      <w:r>
+        <w:t>Spillkråka är en nyckelart i skogliga miljöer vars övergivna bohål utnyttjas av flera andra hålhäckande fågelarter och fladdermöss, däribland pärluggla (EN, §4), knipa (§4), salskrake (§4) och skogsduva (§4). Hökuggla (VU, §4) och slaguggla (§4) häckar ofta i högstubbar som brutits av i höjd med ett gammalt spillkråkebo (Skogsstyrelsen, 2016).</w:t>
+      </w:r>
+    </w:p>
+    <w:p>
+      <w:pPr>
+        <w:pStyle w:val="Heading2"/>
+      </w:pPr>
+      <w:r>
+        <w:t>Referenser – spillkråka</w:t>
+      </w:r>
+    </w:p>
+    <w:p>
+      <w:r>
+        <w:t xml:space="preserve">Skogsstyrelsen, 2016. </w:t>
+      </w:r>
+      <w:r>
+        <w:rPr>
+          <w:i/>
+        </w:rPr>
+        <w:t xml:space="preserve">Vägledning för hänsyn till spillkråka. </w:t>
+      </w:r>
+      <w:r>
+        <w:t>Vägledningar och kunskapsstöd artskydd – Skogsstyrelsen.</w:t>
+      </w:r>
+    </w:p>
+    <w:p>
+      <w:r>
+        <w:t xml:space="preserve">SLU Artdatabanken, 2026. </w:t>
+      </w:r>
+      <w:r>
+        <w:rPr>
+          <w:i/>
+        </w:rPr>
+        <w:t xml:space="preserve">Artfaktablad. Naturvård – artfakta. </w:t>
+      </w:r>
+      <w:r>
+        <w:t>SLU Artdatabanken, Uppsala.</w:t>
+      </w:r>
+    </w:p>
     <w:sectPr>
       <w:headerReference w:type="even" r:id="rId8"/>
       <w:headerReference w:type="default" r:id="rId9"/>
@@ -663,7 +916,7 @@
     <w:r>
       <w:tab/>
       <w:tab/>
-      <w:t>2026-08-14</w:t>
+      <w:t>2026-08-15</w:t>
       <w:br/>
       <w:br/>
     </w:r>

--- a/klagomål/A 999-2023 FSC-klagomål.docx
+++ b/klagomål/A 999-2023 FSC-klagomål.docx
@@ -916,7 +916,7 @@
     <w:r>
       <w:tab/>
       <w:tab/>
-      <w:t>2026-08-15</w:t>
+      <w:t>2026-08-16</w:t>
       <w:br/>
       <w:br/>
     </w:r>

--- a/klagomål/A 999-2023 FSC-klagomål.docx
+++ b/klagomål/A 999-2023 FSC-klagomål.docx
@@ -916,7 +916,7 @@
     <w:r>
       <w:tab/>
       <w:tab/>
-      <w:t>2026-08-16</w:t>
+      <w:t>2026-08-17</w:t>
       <w:br/>
       <w:br/>
     </w:r>

--- a/klagomål/A 999-2023 FSC-klagomål.docx
+++ b/klagomål/A 999-2023 FSC-klagomål.docx
@@ -916,7 +916,7 @@
     <w:r>
       <w:tab/>
       <w:tab/>
-      <w:t>2026-08-17</w:t>
+      <w:t>2026-08-18</w:t>
       <w:br/>
       <w:br/>
     </w:r>

--- a/klagomål/A 999-2023 FSC-klagomål.docx
+++ b/klagomål/A 999-2023 FSC-klagomål.docx
@@ -916,7 +916,7 @@
     <w:r>
       <w:tab/>
       <w:tab/>
-      <w:t>2026-08-18</w:t>
+      <w:t>2026-08-19</w:t>
       <w:br/>
       <w:br/>
     </w:r>

--- a/klagomål/A 999-2023 FSC-klagomål.docx
+++ b/klagomål/A 999-2023 FSC-klagomål.docx
@@ -916,7 +916,7 @@
     <w:r>
       <w:tab/>
       <w:tab/>
-      <w:t>2026-08-19</w:t>
+      <w:t>2026-08-20</w:t>
       <w:br/>
       <w:br/>
     </w:r>

--- a/klagomål/A 999-2023 FSC-klagomål.docx
+++ b/klagomål/A 999-2023 FSC-klagomål.docx
@@ -916,7 +916,7 @@
     <w:r>
       <w:tab/>
       <w:tab/>
-      <w:t>2026-08-20</w:t>
+      <w:t>2026-08-21</w:t>
       <w:br/>
       <w:br/>
     </w:r>

--- a/klagomål/A 999-2023 FSC-klagomål.docx
+++ b/klagomål/A 999-2023 FSC-klagomål.docx
@@ -916,7 +916,7 @@
     <w:r>
       <w:tab/>
       <w:tab/>
-      <w:t>2026-08-21</w:t>
+      <w:t>2026-08-22</w:t>
       <w:br/>
       <w:br/>
     </w:r>

--- a/klagomål/A 999-2023 FSC-klagomål.docx
+++ b/klagomål/A 999-2023 FSC-klagomål.docx
@@ -916,7 +916,7 @@
     <w:r>
       <w:tab/>
       <w:tab/>
-      <w:t>2026-08-22</w:t>
+      <w:t>2026-08-23</w:t>
       <w:br/>
       <w:br/>
     </w:r>

--- a/klagomål/A 999-2023 FSC-klagomål.docx
+++ b/klagomål/A 999-2023 FSC-klagomål.docx
@@ -916,7 +916,7 @@
     <w:r>
       <w:tab/>
       <w:tab/>
-      <w:t>2026-08-23</w:t>
+      <w:t>2026-08-24</w:t>
       <w:br/>
       <w:br/>
     </w:r>

--- a/klagomål/A 999-2023 FSC-klagomål.docx
+++ b/klagomål/A 999-2023 FSC-klagomål.docx
@@ -916,7 +916,7 @@
     <w:r>
       <w:tab/>
       <w:tab/>
-      <w:t>2026-08-24</w:t>
+      <w:t>2026-08-25</w:t>
       <w:br/>
       <w:br/>
     </w:r>

--- a/klagomål/A 999-2023 FSC-klagomål.docx
+++ b/klagomål/A 999-2023 FSC-klagomål.docx
@@ -916,7 +916,7 @@
     <w:r>
       <w:tab/>
       <w:tab/>
-      <w:t>2026-08-25</w:t>
+      <w:t>2026-08-26</w:t>
       <w:br/>
       <w:br/>
     </w:r>

--- a/klagomål/A 999-2023 FSC-klagomål.docx
+++ b/klagomål/A 999-2023 FSC-klagomål.docx
@@ -916,7 +916,7 @@
     <w:r>
       <w:tab/>
       <w:tab/>
-      <w:t>2026-08-26</w:t>
+      <w:t>2026-08-27</w:t>
       <w:br/>
       <w:br/>
     </w:r>

--- a/klagomål/A 999-2023 FSC-klagomål.docx
+++ b/klagomål/A 999-2023 FSC-klagomål.docx
@@ -916,7 +916,7 @@
     <w:r>
       <w:tab/>
       <w:tab/>
-      <w:t>2026-08-27</w:t>
+      <w:t>2026-08-28</w:t>
       <w:br/>
       <w:br/>
     </w:r>

--- a/klagomål/A 999-2023 FSC-klagomål.docx
+++ b/klagomål/A 999-2023 FSC-klagomål.docx
@@ -916,7 +916,7 @@
     <w:r>
       <w:tab/>
       <w:tab/>
-      <w:t>2026-08-28</w:t>
+      <w:t>2026-08-29</w:t>
       <w:br/>
       <w:br/>
     </w:r>

--- a/klagomål/A 999-2023 FSC-klagomål.docx
+++ b/klagomål/A 999-2023 FSC-klagomål.docx
@@ -916,7 +916,7 @@
     <w:r>
       <w:tab/>
       <w:tab/>
-      <w:t>2026-08-29</w:t>
+      <w:t>2026-08-31</w:t>
       <w:br/>
       <w:br/>
     </w:r>

--- a/klagomål/A 999-2023 FSC-klagomål.docx
+++ b/klagomål/A 999-2023 FSC-klagomål.docx
@@ -916,7 +916,7 @@
     <w:r>
       <w:tab/>
       <w:tab/>
-      <w:t>2026-08-31</w:t>
+      <w:t>2026-09-01</w:t>
       <w:br/>
       <w:br/>
     </w:r>

--- a/klagomål/A 999-2023 FSC-klagomål.docx
+++ b/klagomål/A 999-2023 FSC-klagomål.docx
@@ -916,7 +916,7 @@
     <w:r>
       <w:tab/>
       <w:tab/>
-      <w:t>2026-09-01</w:t>
+      <w:t>2026-09-02</w:t>
       <w:br/>
       <w:br/>
     </w:r>

--- a/klagomål/A 999-2023 FSC-klagomål.docx
+++ b/klagomål/A 999-2023 FSC-klagomål.docx
@@ -916,7 +916,7 @@
     <w:r>
       <w:tab/>
       <w:tab/>
-      <w:t>2026-09-02</w:t>
+      <w:t>2026-09-03</w:t>
       <w:br/>
       <w:br/>
     </w:r>

--- a/klagomål/A 999-2023 FSC-klagomål.docx
+++ b/klagomål/A 999-2023 FSC-klagomål.docx
@@ -916,7 +916,7 @@
     <w:r>
       <w:tab/>
       <w:tab/>
-      <w:t>2026-09-03</w:t>
+      <w:t>2026-09-04</w:t>
       <w:br/>
       <w:br/>
     </w:r>

--- a/klagomål/A 999-2023 FSC-klagomål.docx
+++ b/klagomål/A 999-2023 FSC-klagomål.docx
@@ -916,7 +916,7 @@
     <w:r>
       <w:tab/>
       <w:tab/>
-      <w:t>2026-09-04</w:t>
+      <w:t>2026-09-05</w:t>
       <w:br/>
       <w:br/>
     </w:r>
